--- a/Documentation/Checklist_Release_VECTO_3.1.2.8xx.docx
+++ b/Documentation/Checklist_Release_VECTO_3.1.2.8xx.docx
@@ -4411,7 +4411,7 @@
             </w:rPr>
             <w:id w:val="775679042"/>
             <w14:checkbox>
-              <w14:checked w14:val="0"/>
+              <w14:checked w14:val="1"/>
               <w14:checkedState w14:val="2612" w14:font="MS Gothic"/>
               <w14:uncheckedState w14:val="2610" w14:font="MS Gothic"/>
             </w14:checkbox>
@@ -4433,7 +4433,7 @@
                   <w:rPr>
                     <w:rFonts w:ascii="MS Gothic" w:eastAsia="MS Gothic" w:hAnsi="MS Gothic" w:cs="Arial" w:hint="eastAsia"/>
                   </w:rPr>
-                  <w:t>☐</w:t>
+                  <w:t>☒</w:t>
                 </w:r>
               </w:p>
             </w:tc>
@@ -4824,7 +4824,7 @@
             </w:rPr>
             <w:id w:val="385235498"/>
             <w14:checkbox>
-              <w14:checked w14:val="0"/>
+              <w14:checked w14:val="1"/>
               <w14:checkedState w14:val="2612" w14:font="MS Gothic"/>
               <w14:uncheckedState w14:val="2610" w14:font="MS Gothic"/>
             </w14:checkbox>
@@ -4846,7 +4846,7 @@
                   <w:rPr>
                     <w:rFonts w:ascii="MS Gothic" w:eastAsia="MS Gothic" w:hAnsi="MS Gothic" w:cs="Arial" w:hint="eastAsia"/>
                   </w:rPr>
-                  <w:t>☐</w:t>
+                  <w:t>☒</w:t>
                 </w:r>
               </w:p>
             </w:tc>
@@ -4886,7 +4886,7 @@
             </w:rPr>
             <w:id w:val="-999029216"/>
             <w14:checkbox>
-              <w14:checked w14:val="0"/>
+              <w14:checked w14:val="1"/>
               <w14:checkedState w14:val="2612" w14:font="MS Gothic"/>
               <w14:uncheckedState w14:val="2610" w14:font="MS Gothic"/>
             </w14:checkbox>
@@ -4908,7 +4908,7 @@
                   <w:rPr>
                     <w:rFonts w:ascii="MS Gothic" w:eastAsia="MS Gothic" w:hAnsi="MS Gothic" w:cs="Arial" w:hint="eastAsia"/>
                   </w:rPr>
-                  <w:t>☐</w:t>
+                  <w:t>☒</w:t>
                 </w:r>
               </w:p>
             </w:tc>
@@ -4948,7 +4948,7 @@
             </w:rPr>
             <w:id w:val="-1286423710"/>
             <w14:checkbox>
-              <w14:checked w14:val="0"/>
+              <w14:checked w14:val="1"/>
               <w14:checkedState w14:val="2612" w14:font="MS Gothic"/>
               <w14:uncheckedState w14:val="2610" w14:font="MS Gothic"/>
             </w14:checkbox>
@@ -4970,7 +4970,7 @@
                   <w:rPr>
                     <w:rFonts w:ascii="MS Gothic" w:eastAsia="MS Gothic" w:hAnsi="MS Gothic" w:cs="Arial" w:hint="eastAsia"/>
                   </w:rPr>
-                  <w:t>☐</w:t>
+                  <w:t>☒</w:t>
                 </w:r>
               </w:p>
             </w:tc>
@@ -5034,7 +5034,7 @@
             </w:rPr>
             <w:id w:val="-1127541570"/>
             <w14:checkbox>
-              <w14:checked w14:val="0"/>
+              <w14:checked w14:val="1"/>
               <w14:checkedState w14:val="2612" w14:font="MS Gothic"/>
               <w14:uncheckedState w14:val="2610" w14:font="MS Gothic"/>
             </w14:checkbox>
@@ -5056,7 +5056,7 @@
                   <w:rPr>
                     <w:rFonts w:ascii="MS Gothic" w:eastAsia="MS Gothic" w:hAnsi="MS Gothic" w:cs="Arial" w:hint="eastAsia"/>
                   </w:rPr>
-                  <w:t>☐</w:t>
+                  <w:t>☒</w:t>
                 </w:r>
               </w:p>
             </w:tc>
@@ -5093,7 +5093,7 @@
             </w:rPr>
             <w:id w:val="-14611377"/>
             <w14:checkbox>
-              <w14:checked w14:val="0"/>
+              <w14:checked w14:val="1"/>
               <w14:checkedState w14:val="2612" w14:font="MS Gothic"/>
               <w14:uncheckedState w14:val="2610" w14:font="MS Gothic"/>
             </w14:checkbox>
@@ -5115,7 +5115,7 @@
                   <w:rPr>
                     <w:rFonts w:ascii="MS Gothic" w:eastAsia="MS Gothic" w:hAnsi="MS Gothic" w:cs="Arial" w:hint="eastAsia"/>
                   </w:rPr>
-                  <w:t>☐</w:t>
+                  <w:t>☒</w:t>
                 </w:r>
               </w:p>
             </w:tc>
@@ -5152,7 +5152,7 @@
             </w:rPr>
             <w:id w:val="1956435620"/>
             <w14:checkbox>
-              <w14:checked w14:val="0"/>
+              <w14:checked w14:val="1"/>
               <w14:checkedState w14:val="2612" w14:font="MS Gothic"/>
               <w14:uncheckedState w14:val="2610" w14:font="MS Gothic"/>
             </w14:checkbox>
@@ -5174,7 +5174,7 @@
                   <w:rPr>
                     <w:rFonts w:ascii="MS Gothic" w:eastAsia="MS Gothic" w:hAnsi="MS Gothic" w:cs="Arial" w:hint="eastAsia"/>
                   </w:rPr>
-                  <w:t>☐</w:t>
+                  <w:t>☒</w:t>
                 </w:r>
               </w:p>
             </w:tc>
@@ -5211,7 +5211,7 @@
             </w:rPr>
             <w:id w:val="-867984556"/>
             <w14:checkbox>
-              <w14:checked w14:val="0"/>
+              <w14:checked w14:val="1"/>
               <w14:checkedState w14:val="2612" w14:font="MS Gothic"/>
               <w14:uncheckedState w14:val="2610" w14:font="MS Gothic"/>
             </w14:checkbox>
@@ -5233,7 +5233,7 @@
                   <w:rPr>
                     <w:rFonts w:ascii="MS Gothic" w:eastAsia="MS Gothic" w:hAnsi="MS Gothic" w:cs="Arial" w:hint="eastAsia"/>
                   </w:rPr>
-                  <w:t>☐</w:t>
+                  <w:t>☒</w:t>
                 </w:r>
               </w:p>
             </w:tc>
@@ -5270,7 +5270,7 @@
             </w:rPr>
             <w:id w:val="1169446134"/>
             <w14:checkbox>
-              <w14:checked w14:val="0"/>
+              <w14:checked w14:val="1"/>
               <w14:checkedState w14:val="2612" w14:font="MS Gothic"/>
               <w14:uncheckedState w14:val="2610" w14:font="MS Gothic"/>
             </w14:checkbox>
@@ -5292,7 +5292,7 @@
                   <w:rPr>
                     <w:rFonts w:ascii="MS Gothic" w:eastAsia="MS Gothic" w:hAnsi="MS Gothic" w:cs="Arial" w:hint="eastAsia"/>
                   </w:rPr>
-                  <w:t>☐</w:t>
+                  <w:t>☒</w:t>
                 </w:r>
               </w:p>
             </w:tc>
@@ -5389,35 +5389,7 @@
           <w:noProof/>
           <w:sz w:val="24"/>
         </w:rPr>
-        <w:t> </w:t>
-      </w:r>
-      <w:r>
-        <w:rPr>
-          <w:noProof/>
-          <w:sz w:val="24"/>
-        </w:rPr>
-        <w:t> </w:t>
-      </w:r>
-      <w:r>
-        <w:rPr>
-          <w:noProof/>
-          <w:sz w:val="24"/>
-        </w:rPr>
-        <w:t> </w:t>
-      </w:r>
-      <w:r>
-        <w:rPr>
-          <w:noProof/>
-          <w:sz w:val="24"/>
-        </w:rPr>
-        <w:t> </w:t>
-      </w:r>
-      <w:r>
-        <w:rPr>
-          <w:noProof/>
-          <w:sz w:val="24"/>
-        </w:rPr>
-        <w:t> </w:t>
+        <w:t>21.3.2017</w:t>
       </w:r>
       <w:r>
         <w:rPr>
@@ -5484,36 +5456,10 @@
           <w:noProof/>
           <w:sz w:val="24"/>
         </w:rPr>
-        <w:t> </w:t>
+        <w:t>MQ</w:t>
       </w:r>
-      <w:r>
-        <w:rPr>
-          <w:noProof/>
-          <w:sz w:val="24"/>
-        </w:rPr>
-        <w:t> </w:t>
-      </w:r>
-      <w:r>
-        <w:rPr>
-          <w:noProof/>
-          <w:sz w:val="24"/>
-        </w:rPr>
-        <w:t> </w:t>
-      </w:r>
-      <w:r>
-        <w:rPr>
-          <w:noProof/>
-          <w:sz w:val="24"/>
-        </w:rPr>
-        <w:t> </w:t>
-      </w:r>
-      <w:r>
-        <w:rPr>
-          <w:noProof/>
-          <w:sz w:val="24"/>
-        </w:rPr>
-        <w:t> </w:t>
-      </w:r>
+      <w:bookmarkStart w:id="13" w:name="_GoBack"/>
+      <w:bookmarkEnd w:id="13"/>
       <w:r>
         <w:rPr>
           <w:sz w:val="24"/>
@@ -6780,7 +6726,7 @@
 </file>
 
 <file path=customXml/itemProps1.xml><?xml version="1.0" encoding="utf-8"?>
-<ds:datastoreItem xmlns:ds="http://schemas.openxmlformats.org/officeDocument/2006/customXml" ds:itemID="{9AB92959-72B4-44A4-A735-3FB02B64288B}">
+<ds:datastoreItem xmlns:ds="http://schemas.openxmlformats.org/officeDocument/2006/customXml" ds:itemID="{62EE8CAB-79AD-4B03-B0F3-B2D3C0CA336F}">
   <ds:schemaRefs>
     <ds:schemaRef ds:uri="http://schemas.openxmlformats.org/officeDocument/2006/bibliography"/>
   </ds:schemaRefs>
